--- a/lab1/216_Показеев_Лаб1.docx
+++ b/lab1/216_Показеев_Лаб1.docx
@@ -1458,7 +1458,6 @@
       <w:pPr>
         <w:ind w:left="890" w:firstLine="0"/>
         <w:rPr>
-          <w:b w:val="1"/>
           <w:i w:val="0"/>
           <w:smallCaps w:val="0"/>
           <w:strike w:val="0"/>
@@ -1471,7 +1470,6 @@
       </w:pPr>
       <w:r>
         <w:rPr>
-          <w:b w:val="1"/>
           <w:sz w:val="24"/>
           <w:szCs w:val="24"/>
           <w:rtl w:val="0"/>

--- a/lab1/216_Показеев_Лаб1.docx
+++ b/lab1/216_Показеев_Лаб1.docx
@@ -1382,7 +1382,7 @@
         <w:rPr>
           <w:rtl w:val="0"/>
         </w:rPr>
-        <w:t xml:space="preserve">4</w:t>
+        <w:t xml:space="preserve">5</w:t>
       </w:r>
     </w:p>
     <w:p>
